--- a/worksheets/8주차_학생워크시트.docx
+++ b/worksheets/8주차_학생워크시트.docx
@@ -3491,7 +3491,7 @@
           <w:sz w:val="21"/>
           <w:szCs w:val="21"/>
         </w:rPr>
-        <w:t xml:space="preserve">☐  Pico 연결을 끊으면 Badge 색과 글자가 바뀐다 (3단계)</w:t>
+        <w:t xml:space="preserve">☐  Pico 연결을 끊으면 Badge 색과 글자가 바뀐다 (3단계 — 가상 Pico는 창에서 x)</w:t>
       </w:r>
     </w:p>
     <w:p>
